--- a/arb/docx/27.content.docx
+++ b/arb/docx/27.content.docx
@@ -178,13 +178,6 @@
         <w:rPr>
           <w:lang w:val="ar_AE" w:bidi="ar_AE"/>
         </w:rPr>
-      </w:r>
-      <w:r>
-        <w:rPr>
-          <w:i/>
-          <w:lang w:val="ar_AE" w:bidi="ar_AE"/>
-        </w:rPr>
-        <w:t>دانيآل 1: 1, دانيآل 1: 1–2, دانيآل 1: 1–21, دانيآل 1: 1–6: 28, دانيآل 1: 2, دانيآل 1: 3, دانيآل 1: 3–7, دانيآل 1: 4, دانيآل 1: 5, دانيآل 1: 6–7, دانيآل 1: 8, دانيآل 1: 8–14, دانيآل 1: 9, دانيآل ١: ١٠, دانيآل ١: ١١–١٣, دانيآل 1: 12, دانيآل 1: 13–14, دانيآل 1: 15–21, دانيآل 1: 17, دانيآل 1: 19, دانيآل 1: 20, دانيآل 1: 21, دانيآل 2: 1, دانيآل ٢: ١–٣, دانيآل 2: 1–49, دانيآل 2: 1–6: 28, دانيآل 2: 2, دانيآل 2: 3, دانيآل 2: 4, دانيآل 2: 9, دانيآل 2: 10–11, دانيآل 2: 12, دانيآل 2: 16, دانيآل 2: 17–23, دانيآل 2: 18, دانيآل 2: 20–23, دانيآل 2: 21, دانيآل ٢: ٢٤, دانيآل 2: 25, دانيآل 2: 26, دانيآل ٢: ٢٧–٢٨, دانيآل 2: 28, دانيآل 2: 29–30, دانيآل 2: 31–33, دانيآل ٢: ٣٢–٣٣, دانيآل ٢: ٣٤, دانيآل 2: 35, دانيآل 2: 36–38, دانيآل 2: 39, دانيآل 2: 41–42, دانيآل 2: 43, دانيال 44:2, دانيآل 2: 45, دانيآل 2: 46, دانيآل 2: 47, دانيآل ٢: ٤٨, دانيآل 2: 49, دانيآل 3: 1, دانيآل 3: 1–30, دانيآل ٣: ٢, دانيآل 3: 5, دانيآل ٣: ٧, دانيآل 3: 11, دانيآل 3: 12, دانيآل 3: 13, دانيآل 3: 14, دانيآل 3: 15, دانيآل 3: 16–18, دانيآل 3: 23, دانيآل 3: 25, دانيآل 3: 26, دانيآل 3: 28, دانيآل 3: 30, دانيآل 4: 1–37, دانيآل 4: 4, دانيآل ٤: ٥, دانيآل 4: 7, دانيآل 4: 8–9, دانيآل ٤: ١١, دانيآل 4: 13, دانيآل 4: 14–17, دانيآل ٤: ١٦, دانيآل 4: 17, دانيآل 4: 22, دانيآل ٤: ٢٣, دانيآل ٤: ٢٥–٢٦, دانيآل 4: 27, دانيآل ٤: ٢٨–٣٣, دانيآل 4: 30, دانيآل 4: 32, دانيآل 4: 33, دانيآل ٤: ٣٤–٣٧, دانيآل ٤: ٣٥, دانيآل 4: 37, دانيآل 5: 1, دانيآل 5: 1–30, دانيآل 5: 2–4, دانيآل 5: 5–6, دانيآل 5: 7, دانيآل 5: 8, دانيآل 5: 10, دانيآل 5: 11–12, دانيآل 5: 15, دانيآل 5: 17, دانيآل 5: 18–21, دانيآل 5: 20, دانيآل 5: 21, دانيآل 5: 25–28, دانيآل 5: 26, دانيآل 5: 27, دانيآل 5: 28, دانيآل 5: 29, دانيآل ٥: ٣٠, دانيآل 5: 31, دانيآل 6: 1–28, دانيآل 6: 2, دانيآل 6: 3, دانيآل 6: 3–5, دانيآل ٦: ٥, دانيآل 6: 7, دانيآل 6: 8, دانيآل 6: 10–11, دانيآل 6: 14, دانيآل 6: 16, دانيآل 6: 17, دانيآل 6: 18, دانيآل 6: 19, دانيآل 6: 20, دانيآل 6: 21–22, دانيآل 6: 25–27, دانيآل 6: 27, دانيآل 6: 28, دانيال 7: 1, دانيآل 7: 1–28, دانيآل 7: 1–12: 13, دانيآل 7: 2, دانيآل ٧: ٣–٧, دانيآل 7: 4, دانيآل 7: 5, دانيآل 7: 6, دانيآل 7: 7, دانيآل 7: 8, دانيآل 7: 9–10, دانيآل 7: 10, دانيآل 7: 11, دانيآل 7: 12, دانيآل 7: 13, دانيال 13:7–14, دانيال 14:7, دانيآل ٧: ١٥–١٦, دانيآل 7: 17, دانيآل 7: 18, دانيآل ٧: ١٩–٢٨, دانيآل 7: 21, دانيآل 7: 22, دانيآل 7: 24–25, دانيآل ٧: ٢٦, دانيآل 7: 27, دانيآل 8: 1, دانيآل 8: 1–27, دانيآل 8: 2, دانيآل 8: 3–4, دانيآل 8: 5–12, دانيآل 8: 10, دانيآل 8: 11–12, دانيآل 8: 13–14, دانيآل ٨: ١٥–١٦, دانيآل 8: 17, دانيآل ٨: ١٩, دانيآل 8: 19–26, دانيآل 8: 20, دانيآل 8: 21, دانيآل 8: 22, دانيآل 8: 23–25, دانيآل 8: 24, دانيآل 8: 25, دانيآل 8: 26, دانيآل 9: 1, دانيآل 9: 1–19, دانيآل 9: 2, دانيآل 9: 3, دانيآل 9: 4, دانيآل 9: 4–11, دانيآل 9: 5, دانيآل 9: 6, دانيآل 9: 7–14, دانيآل 9: 12, دانيآل 9: 13, دانيآل 9: 15, دانيآل 9: 15–19, دانيآل 9: 16, دانيآل ٩: ١٧, دانيآل 9: 18, دانيآل 9: 19, دانيآل 9: 20–27, دانيآل 9: 21, دانيآل 9: 22, دانيآل 9: 23, دانيآل 9: 24, دانيآل 9: 24–27, دانيآل 9: 25, دانيآل 9: 26, دانيآل 9: 27, دانيآل 10: 1, دانيآل 10: 1–12: 13, دانيآل 10: 2–3, دانيآل 10: 5–6, دانيآل 10: 7–9, دانيآل 10: 11, دانيآل 10: 13, دانيآل 10: 16, دانيآل 10: 19, دانيآل 10: 20, دانيآل 10: 21, دانيآل 11: 1, دانيآل 11: 2, دانيآل 11: 2–12: 7, دانيآل 11: 3, دانيآل 11: 4, دانيآل 11: 5, دانيآل 11: 5–45, دانيآل 11: 6, دانيآل 11: 7–8, دانيآل 11: 9, دانيآل 11: 10–12, دانيآل 11: 12–13, دانيآل 11: 14, دانيآل 11: 15, دانيآل 11: 16, دانيآل 11: 17, دانيآل 11: 18, دانيآل 11: 19, دانيآل 11: 20, دانيآل 11: 21–39, دانيآل 11: 22, دانيآل 11: 23, دانيآل 11: 24, دانيآل ١١: ٢٥–٢٧, دانيآل 11: 28, دانيآل 11: 29–35, دانيآل ١١: ٣١, دانيآل 11: 32–35, دانيآل 11: 34, دانيآل 11: 36, دانيآل ١١: ٣٦–٤٠, دانيآل 11: 37–38, دانيآل 11: 40, دانيآل 11: 40–45, دانيآل 11: 41, دانيآل 11: 45, دانيآل 12: 1, دانيآل ١٢: ١–٧, دانيآل ١٢: ٢, دانيآل 12: 3, دانيآل 12: 4, دانيآل ١٢: ٥, دانيآل 12: 7, دانيآل 12: 8–10, دانيآل 12: 11–12, دانيآل 12: 13</w:t>
       </w:r>
       <w:r>
         <w:rPr>

--- a/arb/docx/27.content.docx
+++ b/arb/docx/27.content.docx
@@ -163,21 +163,6 @@
           <w:lang w:val="ar_AE" w:bidi="ar_AE"/>
         </w:rPr>
         <w:t>DAN</w:t>
-      </w:r>
-      <w:r>
-        <w:rPr>
-          <w:lang w:val="ar_AE" w:bidi="ar_AE"/>
-        </w:rPr>
-      </w:r>
-    </w:p>
-    <w:p>
-      <w:pPr>
-        <w:bidi/>
-      </w:pPr>
-      <w:r>
-        <w:rPr>
-          <w:lang w:val="ar_AE" w:bidi="ar_AE"/>
-        </w:rPr>
       </w:r>
       <w:r>
         <w:rPr>

--- a/arb/docx/27.content.docx
+++ b/arb/docx/27.content.docx
@@ -22,7 +22,7 @@
         <w:rPr>
           <w:lang w:val="ar_AE" w:bidi="ar_AE"/>
         </w:rPr>
-        <w:t>Resource: ملاحظات الدراسة (تينديل)</w:t>
+        <w:t>Resource: Tyndale Open Study Notes</w:t>
       </w:r>
       <w:r>
         <w:rPr>
@@ -122,7 +122,7 @@
         <w:rPr>
           <w:lang w:val="ar_AE" w:bidi="ar_AE"/>
         </w:rPr>
-        <w:t>ملاحظات الدراسة (تينديل)</w:t>
+        <w:t>Tyndale Open Study Notes</w:t>
       </w:r>
     </w:p>
     <w:p>

--- a/arb/docx/27.content.docx
+++ b/arb/docx/27.content.docx
@@ -22,7 +22,7 @@
         <w:rPr>
           <w:lang w:val="ar_AE" w:bidi="ar_AE"/>
         </w:rPr>
-        <w:t>Resource: Tyndale Open Study Notes</w:t>
+        <w:t>Resource: Aquifer Open Study Notes</w:t>
       </w:r>
       <w:r>
         <w:rPr>
@@ -122,7 +122,7 @@
         <w:rPr>
           <w:lang w:val="ar_AE" w:bidi="ar_AE"/>
         </w:rPr>
-        <w:t>Tyndale Open Study Notes</w:t>
+        <w:t>Aquifer Open Study Notes</w:t>
       </w:r>
     </w:p>
     <w:p>
